--- a/NOP_BAI_DRIVE/Mau_04_Test_Plan.docx
+++ b/NOP_BAI_DRIVE/Mau_04_Test_Plan.docx
@@ -27,7 +27,7 @@
           <w:color w:val="595959"/>
           <w:sz w:val="22"/>
         </w:rPr>
-        <w:t>Chuẩn IEEE 829 - Dự án SmartCalc Pro</w:t>
+        <w:t>Chuẩn IEEE 829 - SmartCalc Pro</w:t>
       </w:r>
     </w:p>
     <w:p>
@@ -55,17 +55,17 @@
         <w:rPr>
           <w:b/>
         </w:rPr>
-        <w:t xml:space="preserve">Dự án: </w:t>
+        <w:t xml:space="preserve">Hệ thống: </w:t>
       </w:r>
       <w:r>
-        <w:t>SmartCalc Pro (Máy tính bỏ túi phục vụ kiểm thử phần mềm)</w:t>
+        <w:t>SmartCalc Pro (Web Application &amp; Testing)</w:t>
         <w:br/>
       </w:r>
       <w:r>
         <w:rPr>
           <w:b/>
         </w:rPr>
-        <w:t xml:space="preserve">Repository GitHub: </w:t>
+        <w:t xml:space="preserve">GitHub Repo: </w:t>
       </w:r>
       <w:r>
         <w:t>https://github.com/QUANGPV021/calculator-qa-testing</w:t>
@@ -75,7 +75,7 @@
         <w:rPr>
           <w:b/>
         </w:rPr>
-        <w:t xml:space="preserve">Trang web triển khai (GitHub Pages): </w:t>
+        <w:t xml:space="preserve">Website Live: </w:t>
       </w:r>
       <w:r>
         <w:t>https://quangpv021.github.io/calculator-qa-testing/</w:t>
@@ -97,7 +97,7 @@
     </w:p>
     <w:p>
       <w:r>
-        <w:t>Kiểm tra toàn diện các chức năng tính toán số học, xử lý ranh giới dữ liệu, kiểm tra giao diện và tính toàn vẹn bộ nhớ của ứng dụng máy tính.</w:t>
+        <w:t>Kiểm tra toàn diện 12+ yêu cầu chức năng (FR) và 8+ yêu cầu phi chức năng (NFR), bao gồm độ chính xác tính toán, xử lý ranh giới dữ liệu, hiệu năng phản hồi và khả năng chịu lỗi (Fault tolerance).</w:t>
       </w:r>
     </w:p>
     <w:p>
@@ -105,18 +105,20 @@
         <w:pStyle w:val="Heading1"/>
       </w:pPr>
       <w:r>
-        <w:t>2. Chiến lược kiểm thử</w:t>
+        <w:t>2. Chiến lược và Kỹ thuật kiểm thử</w:t>
       </w:r>
     </w:p>
     <w:p>
       <w:r>
-        <w:t>- Phân vùng tương đương (Equivalence Partitioning): Số dương, âm, số 0, số thập phân.</w:t>
+        <w:t>Áp dụng 4 kỹ thuật kiểm thử cốt lõi:</w:t>
         <w:br/>
-        <w:t>- Phân tích giá trị biên (Boundary Value Analysis): Giới hạn ký tự màn hình, chia cho 0.</w:t>
+        <w:t>1. Phân vùng tương đương (Equivalence Partitioning): Số dương, âm, số 0, số thực thập phân.</w:t>
         <w:br/>
-        <w:t>- Kiểm thử chuyển trạng thái (State Transition): Chuỗi thao tác bộ nhớ tạm MS -&gt; C -&gt; MR.</w:t>
+        <w:t>2. Phân tích giá trị biên (Boundary Value Analysis): Giới hạn 16 ký tự màn hình, chia cho 0.</w:t>
         <w:br/>
-        <w:t>- Kỹ thuật đoán lỗi (Error Guessing): Bấm nhiều dấu chấm, chia cho 0, xóa ký tự rỗng.</w:t>
+        <w:t>3. Kiểm thử chuyển trạng thái (State Transition): Trạng thái bộ nhớ MS -&gt; C -&gt; MR.</w:t>
+        <w:br/>
+        <w:t>4. Kỹ thuật đoán lỗi (Error Guessing): Chuỗi toán tử liên tiếp, xóa rỗng xâu, vòng lặp nặng CPU.</w:t>
       </w:r>
     </w:p>
     <w:p>
@@ -129,7 +131,7 @@
     </w:p>
     <w:p>
       <w:r>
-        <w:t>Toàn bộ 20 test cases được thực thi; 100% các lỗi nghiêm trọng (Critical, Major) được phân loại và lập Bug Report đầy đủ.</w:t>
+        <w:t>Toàn bộ 20 test cases được thực thi; 100% các lỗi nghiêm trọng (Critical/Major) được lập Bug Report và Bug Manifest đối chiếu.</w:t>
       </w:r>
     </w:p>
     <w:sectPr>
